--- a/mps-nivel-c/oficial/04_registros/AASP_Andamento-Processuais/CR-AASPAP01-001_Change-Request.docx
+++ b/mps-nivel-c/oficial/04_registros/AASP_Andamento-Processuais/CR-AASPAP01-001_Change-Request.docx
@@ -444,13 +444,7 @@
               <w:spacing w:before="40" w:after="40"/>
             </w:pPr>
             <w:r>
-              <w:rPr>
-                <w:rFonts w:ascii="Calibri" w:hAnsi="Calibri"/>
-                <w:b w:val="0"/>
-                <w:i w:val="0"/>
-                <w:sz w:val="20"/>
-              </w:rPr>
-              <w:t>Cezar Hiraki Velazquez</w:t>
+              <w:t>Abraão Oliveira</w:t>
             </w:r>
           </w:p>
         </w:tc>

--- a/mps-nivel-c/oficial/04_registros/AASP_Andamento-Processuais/CR-AASPAP01-001_Change-Request.docx
+++ b/mps-nivel-c/oficial/04_registros/AASP_Andamento-Processuais/CR-AASPAP01-001_Change-Request.docx
@@ -34,7 +34,7 @@
           <w:color w:val="555555"/>
           <w:sz w:val="20"/>
         </w:rPr>
-        <w:t>CR-AASPAP01-001   ·   Versão Data   ·   11/06/2026   ·   Timeware Brasil</w:t>
+        <w:t>CR-AASPAP01-001   ·   Versão 1.0   ·   11/06/2026   ·   Timeware Brasil</w:t>
       </w:r>
     </w:p>
     <w:p>
@@ -2573,7 +2573,7 @@
                 <w:i w:val="0"/>
                 <w:sz w:val="20"/>
               </w:rPr>
-              <w:t>Change requests CR-AASPAP01-001 e CR-AASPAP01-002 consolidados a partir da Planilha de Gestão GEST-AASPAP01 (aba Change Requests) e do INTAKE-PROJETO_AASPAP01 v1.0 (14/06/2026).</w:t>
+              <w:t>Change requests CR-AASPAP01-001 e CR-AASPAP01-002 consolidados a partir da Planilha de Gestão GEST-AASPAP01 (aba Change Requests).</w:t>
             </w:r>
           </w:p>
         </w:tc>

--- a/mps-nivel-c/oficial/04_registros/AASP_Andamento-Processuais/CR-AASPAP01-001_Change-Request.docx
+++ b/mps-nivel-c/oficial/04_registros/AASP_Andamento-Processuais/CR-AASPAP01-001_Change-Request.docx
@@ -21,7 +21,7 @@
           <w:color w:val="003366"/>
           <w:sz w:val="36"/>
         </w:rPr>
-        <w:t>CHANGE REQUEST — ESCOPO ADICIONAL DO CICLO DE REFATORAÇÃO (HOMOLOGAÇÃO EPROC/ESAJ E TRATAMENTO DE ERROS/SEGREDO)</w:t>
+        <w:t>CHANGE REQUEST — ESCOPO ADICIONAL DE HOMOLOGAÇÃO EPROC/ESAJ E DEVOLUTIVA AOS ASSOCIADOS</w:t>
       </w:r>
     </w:p>
     <w:p>
@@ -34,7 +34,7 @@
           <w:color w:val="555555"/>
           <w:sz w:val="20"/>
         </w:rPr>
-        <w:t>CR-AASPAP01-001   ·   Versão 1.0   ·   11/06/2026   ·   Timeware Brasil</w:t>
+        <w:t>CR-AASPAP01-001   ·   Versão Data   ·   11/06/2026   ·   Timeware Brasil</w:t>
       </w:r>
     </w:p>
     <w:p>
@@ -170,7 +170,7 @@
                 <w:i w:val="0"/>
                 <w:sz w:val="20"/>
               </w:rPr>
-              <w:t>CR-AASPAP01-001 (consolida CR-AASPAP01-001 e CR-AASPAP01-002)</w:t>
+              <w:t>CR-AASPAP01-001</w:t>
             </w:r>
           </w:p>
         </w:tc>
@@ -444,6 +444,12 @@
               <w:spacing w:before="40" w:after="40"/>
             </w:pPr>
             <w:r>
+              <w:rPr>
+                <w:rFonts w:ascii="Calibri" w:hAnsi="Calibri"/>
+                <w:b w:val="0"/>
+                <w:i w:val="0"/>
+                <w:sz w:val="20"/>
+              </w:rPr>
               <w:t>Abraão Oliveira</w:t>
             </w:r>
           </w:p>
@@ -513,36 +519,12 @@
     </w:p>
     <w:p>
       <w:pPr>
-        <w:spacing w:before="0" w:after="120"/>
-      </w:pPr>
-      <w:r>
-        <w:rPr>
-          <w:rFonts w:ascii="Calibri" w:hAnsi="Calibri"/>
-          <w:b w:val="0"/>
-          <w:i w:val="0"/>
-          <w:sz w:val="22"/>
-        </w:rPr>
-        <w:t>Este documento consolida as duas solicitações de mudança formalizadas no projeto, ambas aprovadas pelo representante/patrocinador do cliente, Marcos Correa Fernandez Turnes.</w:t>
-      </w:r>
-    </w:p>
-    <w:p>
-      <w:pPr>
         <w:pStyle w:val="Heading1"/>
         <w:keepNext/>
         <w:keepLines/>
         <w:pBdr>
           <w:bottom w:val="single" w:sz="4" w:space="2" w:color="D6E4F0"/>
         </w:pBdr>
-      </w:pPr>
-      <w:r>
-        <w:t>CR-AASPAP01-001 — Escopo adicional de homologação EPROC/ESAJ e devolutiva aos associados</w:t>
-      </w:r>
-    </w:p>
-    <w:p>
-      <w:pPr>
-        <w:pStyle w:val="Heading2"/>
-        <w:keepNext/>
-        <w:keepLines/>
       </w:pPr>
       <w:r>
         <w:t>1. Descrição da mudança</w:t>
@@ -559,14 +541,17 @@
           <w:i w:val="0"/>
           <w:sz w:val="22"/>
         </w:rPr>
-        <w:t>Incluir um escopo adicional de homologação da captura EPROC/ESAJ por amostragem e a devolutiva aos associados da AASP sobre o resultado da solução em produção, além do previsto na linha de base original.</w:t>
+        <w:t>Incluir um escopo adicional de homologação da captura EPROC/ESAJ por amostragem e a devolutiva aos associados da AASP sobre o resultado em produção, durante as Fases 1–2.</w:t>
       </w:r>
     </w:p>
     <w:p>
       <w:pPr>
-        <w:pStyle w:val="Heading2"/>
+        <w:pStyle w:val="Heading1"/>
         <w:keepNext/>
         <w:keepLines/>
+        <w:pBdr>
+          <w:bottom w:val="single" w:sz="4" w:space="2" w:color="D6E4F0"/>
+        </w:pBdr>
       </w:pPr>
       <w:r>
         <w:t>2. Justificativa</w:t>
@@ -583,14 +568,17 @@
           <w:i w:val="0"/>
           <w:sz w:val="22"/>
         </w:rPr>
-        <w:t>Garantir a validação dos critérios de aceite em ambiente compartilhado (sem Elasticsearch dedicado) e dar retorno formal aos associados sobre a operação da solução EPROC/ESAJ, fortalecendo a confiança na transição e antecipando a detecção de problemas.</w:t>
+        <w:t>Garantir a validação dos critérios de aceite em ambiente compartilhado (sem Elasticsearch dedicado) e dar retorno formal aos associados sobre o monitoramento dos processos.</w:t>
       </w:r>
     </w:p>
     <w:p>
       <w:pPr>
-        <w:pStyle w:val="Heading2"/>
+        <w:pStyle w:val="Heading1"/>
         <w:keepNext/>
         <w:keepLines/>
+        <w:pBdr>
+          <w:bottom w:val="single" w:sz="4" w:space="2" w:color="D6E4F0"/>
+        </w:pBdr>
       </w:pPr>
       <w:r>
         <w:t>3. Análise de impacto</w:t>
@@ -904,9 +892,12 @@
     </w:p>
     <w:p>
       <w:pPr>
-        <w:pStyle w:val="Heading2"/>
+        <w:pStyle w:val="Heading1"/>
         <w:keepNext/>
         <w:keepLines/>
+        <w:pBdr>
+          <w:bottom w:val="single" w:sz="4" w:space="2" w:color="D6E4F0"/>
+        </w:pBdr>
       </w:pPr>
       <w:r>
         <w:t>4. Tipo de tratamento</w:t>
@@ -924,25 +915,7 @@
           <w:i w:val="0"/>
           <w:sz w:val="22"/>
         </w:rPr>
-        <w:t xml:space="preserve">[x] </w:t>
-      </w:r>
-      <w:r>
-        <w:rPr>
-          <w:rFonts w:ascii="Calibri" w:hAnsi="Calibri"/>
-          <w:b/>
-          <w:i w:val="0"/>
-          <w:sz w:val="22"/>
-        </w:rPr>
-        <w:t>Aditivo de escopo absorvido</w:t>
-      </w:r>
-      <w:r>
-        <w:rPr>
-          <w:rFonts w:ascii="Calibri" w:hAnsi="Calibri"/>
-          <w:b w:val="0"/>
-          <w:i w:val="0"/>
-          <w:sz w:val="22"/>
-        </w:rPr>
-        <w:t xml:space="preserve"> — esforço adicional sem custo extra</w:t>
+        <w:t>[x] Aditivo de escopo absorvido — esforço adicional sem custo extra</w:t>
       </w:r>
     </w:p>
     <w:p>
@@ -977,9 +950,12 @@
     </w:p>
     <w:p>
       <w:pPr>
-        <w:pStyle w:val="Heading2"/>
+        <w:pStyle w:val="Heading1"/>
         <w:keepNext/>
         <w:keepLines/>
+        <w:pBdr>
+          <w:bottom w:val="single" w:sz="4" w:space="2" w:color="D6E4F0"/>
+        </w:pBdr>
       </w:pPr>
       <w:r>
         <w:t>5. Decisão</w:t>
@@ -1112,7 +1088,7 @@
                 <w:color w:val="FFFFFF"/>
                 <w:sz w:val="20"/>
               </w:rPr>
-              <w:t>Ref.</w:t>
+              <w:t>Referência</w:t>
             </w:r>
           </w:p>
         </w:tc>
@@ -1231,1105 +1207,6 @@
       <w:pPr>
         <w:spacing w:before="0" w:after="160"/>
       </w:pPr>
-    </w:p>
-    <w:p>
-      <w:pPr>
-        <w:pStyle w:val="Heading1"/>
-        <w:keepNext/>
-        <w:keepLines/>
-        <w:pBdr>
-          <w:bottom w:val="single" w:sz="4" w:space="2" w:color="D6E4F0"/>
-        </w:pBdr>
-      </w:pPr>
-      <w:r>
-        <w:t>CR-AASPAP01-002 — Escopo adicional da Fase 4 (Observacao, Segredo, CodigoFonteAPI e tratamentos de erro)</w:t>
-      </w:r>
-    </w:p>
-    <w:p>
-      <w:pPr>
-        <w:pStyle w:val="Heading2"/>
-        <w:keepNext/>
-        <w:keepLines/>
-      </w:pPr>
-      <w:r>
-        <w:t>1. Descrição da mudança</w:t>
-      </w:r>
-    </w:p>
-    <w:p>
-      <w:pPr>
-        <w:spacing w:before="0" w:after="120"/>
-      </w:pPr>
-      <w:r>
-        <w:rPr>
-          <w:rFonts w:ascii="Calibri" w:hAnsi="Calibri"/>
-          <w:b w:val="0"/>
-          <w:i w:val="0"/>
-          <w:sz w:val="22"/>
-        </w:rPr>
-        <w:t xml:space="preserve">Incluir, na Fase 4, o tratamento de erros por instância via campo </w:t>
-      </w:r>
-      <w:r>
-        <w:rPr>
-          <w:rFonts w:ascii="Courier New" w:hAnsi="Courier New"/>
-          <w:b w:val="0"/>
-          <w:i w:val="0"/>
-          <w:color w:val="333333"/>
-          <w:sz w:val="20"/>
-        </w:rPr>
-        <w:t>Observacao</w:t>
-      </w:r>
-      <w:r>
-        <w:rPr>
-          <w:rFonts w:ascii="Calibri" w:hAnsi="Calibri"/>
-          <w:b w:val="0"/>
-          <w:i w:val="0"/>
-          <w:sz w:val="22"/>
-        </w:rPr>
-        <w:t xml:space="preserve"> (</w:t>
-      </w:r>
-      <w:r>
-        <w:rPr>
-          <w:rFonts w:ascii="Courier New" w:hAnsi="Courier New"/>
-          <w:b w:val="0"/>
-          <w:i w:val="0"/>
-          <w:color w:val="333333"/>
-          <w:sz w:val="20"/>
-        </w:rPr>
-        <w:t>ProcessoCapturaLogin</w:t>
-      </w:r>
-      <w:r>
-        <w:rPr>
-          <w:rFonts w:ascii="Calibri" w:hAnsi="Calibri"/>
-          <w:b w:val="0"/>
-          <w:i w:val="0"/>
-          <w:sz w:val="22"/>
-        </w:rPr>
-        <w:t xml:space="preserve">), o controle de segredo de justiça por instância via campo </w:t>
-      </w:r>
-      <w:r>
-        <w:rPr>
-          <w:rFonts w:ascii="Courier New" w:hAnsi="Courier New"/>
-          <w:b w:val="0"/>
-          <w:i w:val="0"/>
-          <w:color w:val="333333"/>
-          <w:sz w:val="20"/>
-        </w:rPr>
-        <w:t>Segredo</w:t>
-      </w:r>
-      <w:r>
-        <w:rPr>
-          <w:rFonts w:ascii="Calibri" w:hAnsi="Calibri"/>
-          <w:b w:val="0"/>
-          <w:i w:val="0"/>
-          <w:sz w:val="22"/>
-        </w:rPr>
-        <w:t xml:space="preserve">, e a atualização do campo </w:t>
-      </w:r>
-      <w:r>
-        <w:rPr>
-          <w:rFonts w:ascii="Courier New" w:hAnsi="Courier New"/>
-          <w:b w:val="0"/>
-          <w:i w:val="0"/>
-          <w:color w:val="333333"/>
-          <w:sz w:val="20"/>
-        </w:rPr>
-        <w:t>CodigoFonteAPI</w:t>
-      </w:r>
-      <w:r>
-        <w:rPr>
-          <w:rFonts w:ascii="Calibri" w:hAnsi="Calibri"/>
-          <w:b w:val="0"/>
-          <w:i w:val="0"/>
-          <w:sz w:val="22"/>
-        </w:rPr>
-        <w:t xml:space="preserve"> em múltiplas rotinas — com os tratamentos de erro parcial, NUP inválido e priorização correlatos.</w:t>
-      </w:r>
-    </w:p>
-    <w:p>
-      <w:pPr>
-        <w:pStyle w:val="Heading2"/>
-        <w:keepNext/>
-        <w:keepLines/>
-      </w:pPr>
-      <w:r>
-        <w:t>2. Justificativa</w:t>
-      </w:r>
-    </w:p>
-    <w:p>
-      <w:pPr>
-        <w:spacing w:before="0" w:after="120"/>
-      </w:pPr>
-      <w:r>
-        <w:rPr>
-          <w:rFonts w:ascii="Calibri" w:hAnsi="Calibri"/>
-          <w:b w:val="0"/>
-          <w:i w:val="0"/>
-          <w:sz w:val="22"/>
-        </w:rPr>
-        <w:t>A operação real exigiu granularidade por instância: um processo pode estar em segredo (ou falhar) em uma instância e não em outra, e a fonte efetiva de captura precisa ser registrada por processo. Esses requisitos (RF07–RF12) não estavam dimensionados na linha de base original e foram acordados com o cliente.</w:t>
-      </w:r>
-    </w:p>
-    <w:p>
-      <w:pPr>
-        <w:pStyle w:val="Heading2"/>
-        <w:keepNext/>
-        <w:keepLines/>
-      </w:pPr>
-      <w:r>
-        <w:t>3. Análise de impacto</w:t>
-      </w:r>
-    </w:p>
-    <w:tbl>
-      <w:tblPr>
-        <w:tblW w:type="auto" w:w="0"/>
-        <w:tblLook w:firstColumn="1" w:firstRow="1" w:lastColumn="0" w:lastRow="0" w:noHBand="0" w:noVBand="1" w:val="04A0"/>
-        <w:tblBorders>
-          <w:top w:val="single" w:sz="4" w:space="0" w:color="003366"/>
-          <w:left w:val="single" w:sz="4" w:space="0" w:color="003366"/>
-          <w:bottom w:val="single" w:sz="4" w:space="0" w:color="003366"/>
-          <w:right w:val="single" w:sz="4" w:space="0" w:color="003366"/>
-          <w:insideH w:val="single" w:sz="4" w:space="0" w:color="003366"/>
-          <w:insideV w:val="single" w:sz="4" w:space="0" w:color="003366"/>
-        </w:tblBorders>
-      </w:tblPr>
-      <w:tblGrid>
-        <w:gridCol w:w="4451"/>
-        <w:gridCol w:w="4451"/>
-      </w:tblGrid>
-      <w:tr>
-        <w:trPr>
-          <w:cantSplit w:val="1"/>
-        </w:trPr>
-        <w:tc>
-          <w:tcPr>
-            <w:tcW w:type="dxa" w:w="4451"/>
-            <w:tcMar>
-              <w:top w:w="60" w:type="dxa"/>
-              <w:bottom w:w="60" w:type="dxa"/>
-              <w:left w:w="100" w:type="dxa"/>
-              <w:right w:w="100" w:type="dxa"/>
-            </w:tcMar>
-            <w:shd w:val="clear" w:color="auto" w:fill="003366"/>
-          </w:tcPr>
-          <w:p>
-            <w:pPr>
-              <w:spacing w:before="40" w:after="40"/>
-            </w:pPr>
-            <w:r>
-              <w:rPr>
-                <w:rFonts w:ascii="Calibri" w:hAnsi="Calibri"/>
-                <w:b/>
-                <w:i w:val="0"/>
-                <w:color w:val="FFFFFF"/>
-                <w:sz w:val="20"/>
-              </w:rPr>
-              <w:t>Dimensão</w:t>
-            </w:r>
-          </w:p>
-        </w:tc>
-        <w:tc>
-          <w:tcPr>
-            <w:tcW w:type="dxa" w:w="4451"/>
-            <w:tcMar>
-              <w:top w:w="60" w:type="dxa"/>
-              <w:bottom w:w="60" w:type="dxa"/>
-              <w:left w:w="100" w:type="dxa"/>
-              <w:right w:w="100" w:type="dxa"/>
-            </w:tcMar>
-            <w:shd w:val="clear" w:color="auto" w:fill="003366"/>
-          </w:tcPr>
-          <w:p>
-            <w:pPr>
-              <w:spacing w:before="40" w:after="40"/>
-            </w:pPr>
-            <w:r>
-              <w:rPr>
-                <w:rFonts w:ascii="Calibri" w:hAnsi="Calibri"/>
-                <w:b/>
-                <w:i w:val="0"/>
-                <w:color w:val="FFFFFF"/>
-                <w:sz w:val="20"/>
-              </w:rPr>
-              <w:t>Impacto</w:t>
-            </w:r>
-          </w:p>
-        </w:tc>
-      </w:tr>
-      <w:tr>
-        <w:trPr>
-          <w:cantSplit w:val="1"/>
-        </w:trPr>
-        <w:tc>
-          <w:tcPr>
-            <w:tcW w:type="dxa" w:w="4451"/>
-            <w:tcMar>
-              <w:top w:w="60" w:type="dxa"/>
-              <w:bottom w:w="60" w:type="dxa"/>
-              <w:left w:w="100" w:type="dxa"/>
-              <w:right w:w="100" w:type="dxa"/>
-            </w:tcMar>
-            <w:shd w:val="clear" w:color="auto" w:fill="EBF5FB"/>
-          </w:tcPr>
-          <w:p>
-            <w:pPr>
-              <w:spacing w:before="40" w:after="40"/>
-            </w:pPr>
-            <w:r>
-              <w:rPr>
-                <w:rFonts w:ascii="Calibri" w:hAnsi="Calibri"/>
-                <w:b w:val="0"/>
-                <w:i w:val="0"/>
-                <w:sz w:val="20"/>
-              </w:rPr>
-              <w:t>Escopo</w:t>
-            </w:r>
-          </w:p>
-        </w:tc>
-        <w:tc>
-          <w:tcPr>
-            <w:tcW w:type="dxa" w:w="4451"/>
-            <w:tcMar>
-              <w:top w:w="60" w:type="dxa"/>
-              <w:bottom w:w="60" w:type="dxa"/>
-              <w:left w:w="100" w:type="dxa"/>
-              <w:right w:w="100" w:type="dxa"/>
-            </w:tcMar>
-            <w:shd w:val="clear" w:color="auto" w:fill="EBF5FB"/>
-          </w:tcPr>
-          <w:p>
-            <w:pPr>
-              <w:spacing w:before="40" w:after="40"/>
-            </w:pPr>
-            <w:r>
-              <w:rPr>
-                <w:rFonts w:ascii="Calibri" w:hAnsi="Calibri"/>
-                <w:b w:val="0"/>
-                <w:i w:val="0"/>
-                <w:sz w:val="20"/>
-              </w:rPr>
-              <w:t xml:space="preserve">Ampliação acordada — RF07 a RF12 (erros por instância, segredo, </w:t>
-            </w:r>
-            <w:r>
-              <w:rPr>
-                <w:rFonts w:ascii="Courier New" w:hAnsi="Courier New"/>
-                <w:b w:val="0"/>
-                <w:i w:val="0"/>
-                <w:color w:val="333333"/>
-                <w:sz w:val="20"/>
-              </w:rPr>
-              <w:t>CodigoFonteAPI</w:t>
-            </w:r>
-            <w:r>
-              <w:rPr>
-                <w:rFonts w:ascii="Calibri" w:hAnsi="Calibri"/>
-                <w:b w:val="0"/>
-                <w:i w:val="0"/>
-                <w:sz w:val="20"/>
-              </w:rPr>
-              <w:t xml:space="preserve">, desmembramento do </w:t>
-            </w:r>
-            <w:r>
-              <w:rPr>
-                <w:rFonts w:ascii="Courier New" w:hAnsi="Courier New"/>
-                <w:b w:val="0"/>
-                <w:i w:val="0"/>
-                <w:color w:val="333333"/>
-                <w:sz w:val="20"/>
-              </w:rPr>
-              <w:t>RunUpdater</w:t>
-            </w:r>
-            <w:r>
-              <w:rPr>
-                <w:rFonts w:ascii="Calibri" w:hAnsi="Calibri"/>
-                <w:b w:val="0"/>
-                <w:i w:val="0"/>
-                <w:sz w:val="20"/>
-              </w:rPr>
-              <w:t>)</w:t>
-            </w:r>
-          </w:p>
-        </w:tc>
-      </w:tr>
-      <w:tr>
-        <w:trPr>
-          <w:cantSplit w:val="1"/>
-        </w:trPr>
-        <w:tc>
-          <w:tcPr>
-            <w:tcW w:type="dxa" w:w="4451"/>
-            <w:tcMar>
-              <w:top w:w="60" w:type="dxa"/>
-              <w:bottom w:w="60" w:type="dxa"/>
-              <w:left w:w="100" w:type="dxa"/>
-              <w:right w:w="100" w:type="dxa"/>
-            </w:tcMar>
-          </w:tcPr>
-          <w:p>
-            <w:pPr>
-              <w:spacing w:before="40" w:after="40"/>
-            </w:pPr>
-            <w:r>
-              <w:rPr>
-                <w:rFonts w:ascii="Calibri" w:hAnsi="Calibri"/>
-                <w:b w:val="0"/>
-                <w:i w:val="0"/>
-                <w:sz w:val="20"/>
-              </w:rPr>
-              <w:t>Prazo</w:t>
-            </w:r>
-          </w:p>
-        </w:tc>
-        <w:tc>
-          <w:tcPr>
-            <w:tcW w:type="dxa" w:w="4451"/>
-            <w:tcMar>
-              <w:top w:w="60" w:type="dxa"/>
-              <w:bottom w:w="60" w:type="dxa"/>
-              <w:left w:w="100" w:type="dxa"/>
-              <w:right w:w="100" w:type="dxa"/>
-            </w:tcMar>
-          </w:tcPr>
-          <w:p>
-            <w:pPr>
-              <w:spacing w:before="40" w:after="40"/>
-            </w:pPr>
-            <w:r>
-              <w:rPr>
-                <w:rFonts w:ascii="Calibri" w:hAnsi="Calibri"/>
-                <w:b w:val="0"/>
-                <w:i w:val="0"/>
-                <w:sz w:val="20"/>
-              </w:rPr>
-              <w:t>+~8 h; atraso de ~30 dias vs. prazo original da Fase 4, absorvido — deadline final mantido</w:t>
-            </w:r>
-          </w:p>
-        </w:tc>
-      </w:tr>
-      <w:tr>
-        <w:trPr>
-          <w:cantSplit w:val="1"/>
-        </w:trPr>
-        <w:tc>
-          <w:tcPr>
-            <w:tcW w:type="dxa" w:w="4451"/>
-            <w:tcMar>
-              <w:top w:w="60" w:type="dxa"/>
-              <w:bottom w:w="60" w:type="dxa"/>
-              <w:left w:w="100" w:type="dxa"/>
-              <w:right w:w="100" w:type="dxa"/>
-            </w:tcMar>
-            <w:shd w:val="clear" w:color="auto" w:fill="EBF5FB"/>
-          </w:tcPr>
-          <w:p>
-            <w:pPr>
-              <w:spacing w:before="40" w:after="40"/>
-            </w:pPr>
-            <w:r>
-              <w:rPr>
-                <w:rFonts w:ascii="Calibri" w:hAnsi="Calibri"/>
-                <w:b w:val="0"/>
-                <w:i w:val="0"/>
-                <w:sz w:val="20"/>
-              </w:rPr>
-              <w:t>Esforço / custo</w:t>
-            </w:r>
-          </w:p>
-        </w:tc>
-        <w:tc>
-          <w:tcPr>
-            <w:tcW w:type="dxa" w:w="4451"/>
-            <w:tcMar>
-              <w:top w:w="60" w:type="dxa"/>
-              <w:bottom w:w="60" w:type="dxa"/>
-              <w:left w:w="100" w:type="dxa"/>
-              <w:right w:w="100" w:type="dxa"/>
-            </w:tcMar>
-            <w:shd w:val="clear" w:color="auto" w:fill="EBF5FB"/>
-          </w:tcPr>
-          <w:p>
-            <w:pPr>
-              <w:spacing w:before="40" w:after="40"/>
-            </w:pPr>
-            <w:r>
-              <w:rPr>
-                <w:rFonts w:ascii="Calibri" w:hAnsi="Calibri"/>
-                <w:b w:val="0"/>
-                <w:i w:val="0"/>
-                <w:sz w:val="20"/>
-              </w:rPr>
-              <w:t>Neutro — esforço adicional absorvido pelo time, sem custo extra</w:t>
-            </w:r>
-          </w:p>
-        </w:tc>
-      </w:tr>
-      <w:tr>
-        <w:trPr>
-          <w:cantSplit w:val="1"/>
-        </w:trPr>
-        <w:tc>
-          <w:tcPr>
-            <w:tcW w:type="dxa" w:w="4451"/>
-            <w:tcMar>
-              <w:top w:w="60" w:type="dxa"/>
-              <w:bottom w:w="60" w:type="dxa"/>
-              <w:left w:w="100" w:type="dxa"/>
-              <w:right w:w="100" w:type="dxa"/>
-            </w:tcMar>
-          </w:tcPr>
-          <w:p>
-            <w:pPr>
-              <w:spacing w:before="40" w:after="40"/>
-            </w:pPr>
-            <w:r>
-              <w:rPr>
-                <w:rFonts w:ascii="Calibri" w:hAnsi="Calibri"/>
-                <w:b w:val="0"/>
-                <w:i w:val="0"/>
-                <w:sz w:val="20"/>
-              </w:rPr>
-              <w:t>Riscos</w:t>
-            </w:r>
-          </w:p>
-        </w:tc>
-        <w:tc>
-          <w:tcPr>
-            <w:tcW w:type="dxa" w:w="4451"/>
-            <w:tcMar>
-              <w:top w:w="60" w:type="dxa"/>
-              <w:bottom w:w="60" w:type="dxa"/>
-              <w:left w:w="100" w:type="dxa"/>
-              <w:right w:w="100" w:type="dxa"/>
-            </w:tcMar>
-          </w:tcPr>
-          <w:p>
-            <w:pPr>
-              <w:spacing w:before="40" w:after="40"/>
-            </w:pPr>
-            <w:r>
-              <w:rPr>
-                <w:rFonts w:ascii="Calibri" w:hAnsi="Calibri"/>
-                <w:b w:val="0"/>
-                <w:i w:val="0"/>
-                <w:sz w:val="20"/>
-              </w:rPr>
-              <w:t>Tratado — comportamento inconsistente das parceiras (R-02) e perda transitória no webhook (R-05) endereçados</w:t>
-            </w:r>
-          </w:p>
-        </w:tc>
-      </w:tr>
-    </w:tbl>
-    <w:p>
-      <w:pPr>
-        <w:spacing w:before="0" w:after="160"/>
-      </w:pPr>
-    </w:p>
-    <w:p>
-      <w:pPr>
-        <w:pStyle w:val="Heading2"/>
-        <w:keepNext/>
-        <w:keepLines/>
-      </w:pPr>
-      <w:r>
-        <w:t>4. Tipo de tratamento</w:t>
-      </w:r>
-    </w:p>
-    <w:p>
-      <w:pPr>
-        <w:pStyle w:val="ListBullet"/>
-        <w:spacing w:before="20" w:after="40"/>
-      </w:pPr>
-      <w:r>
-        <w:rPr>
-          <w:rFonts w:ascii="Calibri" w:hAnsi="Calibri"/>
-          <w:b w:val="0"/>
-          <w:i w:val="0"/>
-          <w:sz w:val="22"/>
-        </w:rPr>
-        <w:t xml:space="preserve">[x] </w:t>
-      </w:r>
-      <w:r>
-        <w:rPr>
-          <w:rFonts w:ascii="Calibri" w:hAnsi="Calibri"/>
-          <w:b/>
-          <w:i w:val="0"/>
-          <w:sz w:val="22"/>
-        </w:rPr>
-        <w:t>Aditivo de escopo absorvido</w:t>
-      </w:r>
-      <w:r>
-        <w:rPr>
-          <w:rFonts w:ascii="Calibri" w:hAnsi="Calibri"/>
-          <w:b w:val="0"/>
-          <w:i w:val="0"/>
-          <w:sz w:val="22"/>
-        </w:rPr>
-        <w:t xml:space="preserve"> — esforço adicional sem custo extra</w:t>
-      </w:r>
-    </w:p>
-    <w:p>
-      <w:pPr>
-        <w:pStyle w:val="ListBullet"/>
-        <w:spacing w:before="20" w:after="40"/>
-      </w:pPr>
-      <w:r>
-        <w:rPr>
-          <w:rFonts w:ascii="Calibri" w:hAnsi="Calibri"/>
-          <w:b w:val="0"/>
-          <w:i w:val="0"/>
-          <w:sz w:val="22"/>
-        </w:rPr>
-        <w:t>[ ] Troca de prioridade</w:t>
-      </w:r>
-    </w:p>
-    <w:p>
-      <w:pPr>
-        <w:pStyle w:val="ListBullet"/>
-        <w:spacing w:before="20" w:after="40"/>
-      </w:pPr>
-      <w:r>
-        <w:rPr>
-          <w:rFonts w:ascii="Calibri" w:hAnsi="Calibri"/>
-          <w:b w:val="0"/>
-          <w:i w:val="0"/>
-          <w:sz w:val="22"/>
-        </w:rPr>
-        <w:t>[ ] Crédito</w:t>
-      </w:r>
-    </w:p>
-    <w:p>
-      <w:pPr>
-        <w:pStyle w:val="Heading2"/>
-        <w:keepNext/>
-        <w:keepLines/>
-      </w:pPr>
-      <w:r>
-        <w:t>5. Decisão</w:t>
-      </w:r>
-    </w:p>
-    <w:tbl>
-      <w:tblPr>
-        <w:tblW w:type="auto" w:w="0"/>
-        <w:tblLook w:firstColumn="1" w:firstRow="1" w:lastColumn="0" w:lastRow="0" w:noHBand="0" w:noVBand="1" w:val="04A0"/>
-        <w:tblBorders>
-          <w:top w:val="single" w:sz="4" w:space="0" w:color="003366"/>
-          <w:left w:val="single" w:sz="4" w:space="0" w:color="003366"/>
-          <w:bottom w:val="single" w:sz="4" w:space="0" w:color="003366"/>
-          <w:right w:val="single" w:sz="4" w:space="0" w:color="003366"/>
-          <w:insideH w:val="single" w:sz="4" w:space="0" w:color="003366"/>
-          <w:insideV w:val="single" w:sz="4" w:space="0" w:color="003366"/>
-        </w:tblBorders>
-      </w:tblPr>
-      <w:tblGrid>
-        <w:gridCol w:w="2225"/>
-        <w:gridCol w:w="2225"/>
-        <w:gridCol w:w="2225"/>
-        <w:gridCol w:w="2225"/>
-      </w:tblGrid>
-      <w:tr>
-        <w:trPr>
-          <w:cantSplit w:val="1"/>
-        </w:trPr>
-        <w:tc>
-          <w:tcPr>
-            <w:tcW w:type="dxa" w:w="2225"/>
-            <w:tcMar>
-              <w:top w:w="60" w:type="dxa"/>
-              <w:bottom w:w="60" w:type="dxa"/>
-              <w:left w:w="100" w:type="dxa"/>
-              <w:right w:w="100" w:type="dxa"/>
-            </w:tcMar>
-            <w:shd w:val="clear" w:color="auto" w:fill="003366"/>
-          </w:tcPr>
-          <w:p>
-            <w:pPr>
-              <w:spacing w:before="40" w:after="40"/>
-            </w:pPr>
-            <w:r>
-              <w:rPr>
-                <w:rFonts w:ascii="Calibri" w:hAnsi="Calibri"/>
-                <w:b/>
-                <w:i w:val="0"/>
-                <w:color w:val="FFFFFF"/>
-                <w:sz w:val="20"/>
-              </w:rPr>
-              <w:t>Situação</w:t>
-            </w:r>
-          </w:p>
-        </w:tc>
-        <w:tc>
-          <w:tcPr>
-            <w:tcW w:type="dxa" w:w="2225"/>
-            <w:tcMar>
-              <w:top w:w="60" w:type="dxa"/>
-              <w:bottom w:w="60" w:type="dxa"/>
-              <w:left w:w="100" w:type="dxa"/>
-              <w:right w:w="100" w:type="dxa"/>
-            </w:tcMar>
-            <w:shd w:val="clear" w:color="auto" w:fill="003366"/>
-          </w:tcPr>
-          <w:p>
-            <w:pPr>
-              <w:spacing w:before="40" w:after="40"/>
-            </w:pPr>
-            <w:r>
-              <w:rPr>
-                <w:rFonts w:ascii="Calibri" w:hAnsi="Calibri"/>
-                <w:b/>
-                <w:i w:val="0"/>
-                <w:color w:val="FFFFFF"/>
-                <w:sz w:val="20"/>
-              </w:rPr>
-              <w:t>Responsável</w:t>
-            </w:r>
-          </w:p>
-        </w:tc>
-        <w:tc>
-          <w:tcPr>
-            <w:tcW w:type="dxa" w:w="2225"/>
-            <w:tcMar>
-              <w:top w:w="60" w:type="dxa"/>
-              <w:bottom w:w="60" w:type="dxa"/>
-              <w:left w:w="100" w:type="dxa"/>
-              <w:right w:w="100" w:type="dxa"/>
-            </w:tcMar>
-            <w:shd w:val="clear" w:color="auto" w:fill="003366"/>
-          </w:tcPr>
-          <w:p>
-            <w:pPr>
-              <w:spacing w:before="40" w:after="40"/>
-            </w:pPr>
-            <w:r>
-              <w:rPr>
-                <w:rFonts w:ascii="Calibri" w:hAnsi="Calibri"/>
-                <w:b/>
-                <w:i w:val="0"/>
-                <w:color w:val="FFFFFF"/>
-                <w:sz w:val="20"/>
-              </w:rPr>
-              <w:t>Data</w:t>
-            </w:r>
-          </w:p>
-        </w:tc>
-        <w:tc>
-          <w:tcPr>
-            <w:tcW w:type="dxa" w:w="2225"/>
-            <w:tcMar>
-              <w:top w:w="60" w:type="dxa"/>
-              <w:bottom w:w="60" w:type="dxa"/>
-              <w:left w:w="100" w:type="dxa"/>
-              <w:right w:w="100" w:type="dxa"/>
-            </w:tcMar>
-            <w:shd w:val="clear" w:color="auto" w:fill="003366"/>
-          </w:tcPr>
-          <w:p>
-            <w:pPr>
-              <w:spacing w:before="40" w:after="40"/>
-            </w:pPr>
-            <w:r>
-              <w:rPr>
-                <w:rFonts w:ascii="Calibri" w:hAnsi="Calibri"/>
-                <w:b/>
-                <w:i w:val="0"/>
-                <w:color w:val="FFFFFF"/>
-                <w:sz w:val="20"/>
-              </w:rPr>
-              <w:t>Ref.</w:t>
-            </w:r>
-          </w:p>
-        </w:tc>
-      </w:tr>
-      <w:tr>
-        <w:trPr>
-          <w:cantSplit w:val="1"/>
-        </w:trPr>
-        <w:tc>
-          <w:tcPr>
-            <w:tcW w:type="dxa" w:w="2225"/>
-            <w:tcMar>
-              <w:top w:w="60" w:type="dxa"/>
-              <w:bottom w:w="60" w:type="dxa"/>
-              <w:left w:w="100" w:type="dxa"/>
-              <w:right w:w="100" w:type="dxa"/>
-            </w:tcMar>
-            <w:shd w:val="clear" w:color="auto" w:fill="EBF5FB"/>
-          </w:tcPr>
-          <w:p>
-            <w:pPr>
-              <w:spacing w:before="40" w:after="40"/>
-            </w:pPr>
-            <w:r>
-              <w:rPr>
-                <w:rFonts w:ascii="Calibri" w:hAnsi="Calibri"/>
-                <w:b w:val="0"/>
-                <w:i w:val="0"/>
-                <w:sz w:val="20"/>
-              </w:rPr>
-              <w:t>Aprovada</w:t>
-            </w:r>
-          </w:p>
-        </w:tc>
-        <w:tc>
-          <w:tcPr>
-            <w:tcW w:type="dxa" w:w="2225"/>
-            <w:tcMar>
-              <w:top w:w="60" w:type="dxa"/>
-              <w:bottom w:w="60" w:type="dxa"/>
-              <w:left w:w="100" w:type="dxa"/>
-              <w:right w:w="100" w:type="dxa"/>
-            </w:tcMar>
-            <w:shd w:val="clear" w:color="auto" w:fill="EBF5FB"/>
-          </w:tcPr>
-          <w:p>
-            <w:pPr>
-              <w:spacing w:before="40" w:after="40"/>
-            </w:pPr>
-            <w:r>
-              <w:rPr>
-                <w:rFonts w:ascii="Calibri" w:hAnsi="Calibri"/>
-                <w:b w:val="0"/>
-                <w:i w:val="0"/>
-                <w:sz w:val="20"/>
-              </w:rPr>
-              <w:t>Marcos Correa Fernandez Turnes (cliente/PO)</w:t>
-            </w:r>
-          </w:p>
-        </w:tc>
-        <w:tc>
-          <w:tcPr>
-            <w:tcW w:type="dxa" w:w="2225"/>
-            <w:tcMar>
-              <w:top w:w="60" w:type="dxa"/>
-              <w:bottom w:w="60" w:type="dxa"/>
-              <w:left w:w="100" w:type="dxa"/>
-              <w:right w:w="100" w:type="dxa"/>
-            </w:tcMar>
-            <w:shd w:val="clear" w:color="auto" w:fill="EBF5FB"/>
-          </w:tcPr>
-          <w:p>
-            <w:pPr>
-              <w:spacing w:before="40" w:after="40"/>
-            </w:pPr>
-            <w:r>
-              <w:rPr>
-                <w:rFonts w:ascii="Calibri" w:hAnsi="Calibri"/>
-                <w:b w:val="0"/>
-                <w:i w:val="0"/>
-                <w:sz w:val="20"/>
-              </w:rPr>
-              <w:t>Mai/2026</w:t>
-            </w:r>
-          </w:p>
-        </w:tc>
-        <w:tc>
-          <w:tcPr>
-            <w:tcW w:type="dxa" w:w="2225"/>
-            <w:tcMar>
-              <w:top w:w="60" w:type="dxa"/>
-              <w:bottom w:w="60" w:type="dxa"/>
-              <w:left w:w="100" w:type="dxa"/>
-              <w:right w:w="100" w:type="dxa"/>
-            </w:tcMar>
-            <w:shd w:val="clear" w:color="auto" w:fill="EBF5FB"/>
-          </w:tcPr>
-          <w:p>
-            <w:pPr>
-              <w:spacing w:before="40" w:after="40"/>
-            </w:pPr>
-            <w:r>
-              <w:rPr>
-                <w:rFonts w:ascii="Calibri" w:hAnsi="Calibri"/>
-                <w:b w:val="0"/>
-                <w:i w:val="0"/>
-                <w:sz w:val="20"/>
-              </w:rPr>
-              <w:t>GEST-AASPAP01 (aba Change Requests); REG-AASPAP01-001 §3.5; GDE-AASPAP01-001 (D07)</w:t>
-            </w:r>
-          </w:p>
-        </w:tc>
-      </w:tr>
-    </w:tbl>
-    <w:p>
-      <w:pPr>
-        <w:spacing w:before="0" w:after="160"/>
-      </w:pPr>
-    </w:p>
-    <w:p>
-      <w:pPr>
-        <w:pStyle w:val="Heading1"/>
-        <w:keepNext/>
-        <w:keepLines/>
-        <w:pBdr>
-          <w:bottom w:val="single" w:sz="4" w:space="2" w:color="D6E4F0"/>
-        </w:pBdr>
-      </w:pPr>
-      <w:r>
-        <w:t>Impacto consolidado</w:t>
-      </w:r>
-    </w:p>
-    <w:tbl>
-      <w:tblPr>
-        <w:tblW w:type="auto" w:w="0"/>
-        <w:tblLook w:firstColumn="1" w:firstRow="1" w:lastColumn="0" w:lastRow="0" w:noHBand="0" w:noVBand="1" w:val="04A0"/>
-        <w:tblBorders>
-          <w:top w:val="single" w:sz="4" w:space="0" w:color="003366"/>
-          <w:left w:val="single" w:sz="4" w:space="0" w:color="003366"/>
-          <w:bottom w:val="single" w:sz="4" w:space="0" w:color="003366"/>
-          <w:right w:val="single" w:sz="4" w:space="0" w:color="003366"/>
-          <w:insideH w:val="single" w:sz="4" w:space="0" w:color="003366"/>
-          <w:insideV w:val="single" w:sz="4" w:space="0" w:color="003366"/>
-        </w:tblBorders>
-      </w:tblPr>
-      <w:tblGrid>
-        <w:gridCol w:w="4451"/>
-        <w:gridCol w:w="4451"/>
-      </w:tblGrid>
-      <w:tr>
-        <w:trPr>
-          <w:cantSplit w:val="1"/>
-        </w:trPr>
-        <w:tc>
-          <w:tcPr>
-            <w:tcW w:type="dxa" w:w="4451"/>
-            <w:tcMar>
-              <w:top w:w="60" w:type="dxa"/>
-              <w:bottom w:w="60" w:type="dxa"/>
-              <w:left w:w="100" w:type="dxa"/>
-              <w:right w:w="100" w:type="dxa"/>
-            </w:tcMar>
-            <w:shd w:val="clear" w:color="auto" w:fill="003366"/>
-          </w:tcPr>
-          <w:p>
-            <w:pPr>
-              <w:spacing w:before="40" w:after="40"/>
-            </w:pPr>
-            <w:r>
-              <w:rPr>
-                <w:rFonts w:ascii="Calibri" w:hAnsi="Calibri"/>
-                <w:b/>
-                <w:i w:val="0"/>
-                <w:color w:val="FFFFFF"/>
-                <w:sz w:val="20"/>
-              </w:rPr>
-              <w:t>Dimensão</w:t>
-            </w:r>
-          </w:p>
-        </w:tc>
-        <w:tc>
-          <w:tcPr>
-            <w:tcW w:type="dxa" w:w="4451"/>
-            <w:tcMar>
-              <w:top w:w="60" w:type="dxa"/>
-              <w:bottom w:w="60" w:type="dxa"/>
-              <w:left w:w="100" w:type="dxa"/>
-              <w:right w:w="100" w:type="dxa"/>
-            </w:tcMar>
-            <w:shd w:val="clear" w:color="auto" w:fill="003366"/>
-          </w:tcPr>
-          <w:p>
-            <w:pPr>
-              <w:spacing w:before="40" w:after="40"/>
-            </w:pPr>
-            <w:r>
-              <w:rPr>
-                <w:rFonts w:ascii="Calibri" w:hAnsi="Calibri"/>
-                <w:b/>
-                <w:i w:val="0"/>
-                <w:color w:val="FFFFFF"/>
-                <w:sz w:val="20"/>
-              </w:rPr>
-              <w:t>Resultado</w:t>
-            </w:r>
-          </w:p>
-        </w:tc>
-      </w:tr>
-      <w:tr>
-        <w:trPr>
-          <w:cantSplit w:val="1"/>
-        </w:trPr>
-        <w:tc>
-          <w:tcPr>
-            <w:tcW w:type="dxa" w:w="4451"/>
-            <w:tcMar>
-              <w:top w:w="60" w:type="dxa"/>
-              <w:bottom w:w="60" w:type="dxa"/>
-              <w:left w:w="100" w:type="dxa"/>
-              <w:right w:w="100" w:type="dxa"/>
-            </w:tcMar>
-            <w:shd w:val="clear" w:color="auto" w:fill="EBF5FB"/>
-          </w:tcPr>
-          <w:p>
-            <w:pPr>
-              <w:spacing w:before="40" w:after="40"/>
-            </w:pPr>
-            <w:r>
-              <w:rPr>
-                <w:rFonts w:ascii="Calibri" w:hAnsi="Calibri"/>
-                <w:b w:val="0"/>
-                <w:i w:val="0"/>
-                <w:sz w:val="20"/>
-              </w:rPr>
-              <w:t>Prazo</w:t>
-            </w:r>
-          </w:p>
-        </w:tc>
-        <w:tc>
-          <w:tcPr>
-            <w:tcW w:type="dxa" w:w="4451"/>
-            <w:tcMar>
-              <w:top w:w="60" w:type="dxa"/>
-              <w:bottom w:w="60" w:type="dxa"/>
-              <w:left w:w="100" w:type="dxa"/>
-              <w:right w:w="100" w:type="dxa"/>
-            </w:tcMar>
-            <w:shd w:val="clear" w:color="auto" w:fill="EBF5FB"/>
-          </w:tcPr>
-          <w:p>
-            <w:pPr>
-              <w:spacing w:before="40" w:after="40"/>
-            </w:pPr>
-            <w:r>
-              <w:rPr>
-                <w:rFonts w:ascii="Calibri" w:hAnsi="Calibri"/>
-                <w:b w:val="0"/>
-                <w:i w:val="0"/>
-                <w:sz w:val="20"/>
-              </w:rPr>
-              <w:t>Desvio de ~30 dias na Fase 4 absorvido; encerramento previsto (Jun/2026) mantido</w:t>
-            </w:r>
-          </w:p>
-        </w:tc>
-      </w:tr>
-      <w:tr>
-        <w:trPr>
-          <w:cantSplit w:val="1"/>
-        </w:trPr>
-        <w:tc>
-          <w:tcPr>
-            <w:tcW w:type="dxa" w:w="4451"/>
-            <w:tcMar>
-              <w:top w:w="60" w:type="dxa"/>
-              <w:bottom w:w="60" w:type="dxa"/>
-              <w:left w:w="100" w:type="dxa"/>
-              <w:right w:w="100" w:type="dxa"/>
-            </w:tcMar>
-          </w:tcPr>
-          <w:p>
-            <w:pPr>
-              <w:spacing w:before="40" w:after="40"/>
-            </w:pPr>
-            <w:r>
-              <w:rPr>
-                <w:rFonts w:ascii="Calibri" w:hAnsi="Calibri"/>
-                <w:b w:val="0"/>
-                <w:i w:val="0"/>
-                <w:sz w:val="20"/>
-              </w:rPr>
-              <w:t>Custo</w:t>
-            </w:r>
-          </w:p>
-        </w:tc>
-        <w:tc>
-          <w:tcPr>
-            <w:tcW w:type="dxa" w:w="4451"/>
-            <w:tcMar>
-              <w:top w:w="60" w:type="dxa"/>
-              <w:bottom w:w="60" w:type="dxa"/>
-              <w:left w:w="100" w:type="dxa"/>
-              <w:right w:w="100" w:type="dxa"/>
-            </w:tcMar>
-          </w:tcPr>
-          <w:p>
-            <w:pPr>
-              <w:spacing w:before="40" w:after="40"/>
-            </w:pPr>
-            <w:r>
-              <w:rPr>
-                <w:rFonts w:ascii="Calibri" w:hAnsi="Calibri"/>
-                <w:b w:val="0"/>
-                <w:i w:val="0"/>
-                <w:sz w:val="20"/>
-              </w:rPr>
-              <w:t>Neutro — esforço adicional absorvido pelo time, sem custo extra ao cliente</w:t>
-            </w:r>
-          </w:p>
-        </w:tc>
-      </w:tr>
-      <w:tr>
-        <w:trPr>
-          <w:cantSplit w:val="1"/>
-        </w:trPr>
-        <w:tc>
-          <w:tcPr>
-            <w:tcW w:type="dxa" w:w="4451"/>
-            <w:tcMar>
-              <w:top w:w="60" w:type="dxa"/>
-              <w:bottom w:w="60" w:type="dxa"/>
-              <w:left w:w="100" w:type="dxa"/>
-              <w:right w:w="100" w:type="dxa"/>
-            </w:tcMar>
-            <w:shd w:val="clear" w:color="auto" w:fill="EBF5FB"/>
-          </w:tcPr>
-          <w:p>
-            <w:pPr>
-              <w:spacing w:before="40" w:after="40"/>
-            </w:pPr>
-            <w:r>
-              <w:rPr>
-                <w:rFonts w:ascii="Calibri" w:hAnsi="Calibri"/>
-                <w:b w:val="0"/>
-                <w:i w:val="0"/>
-                <w:sz w:val="20"/>
-              </w:rPr>
-              <w:t>Escopo</w:t>
-            </w:r>
-          </w:p>
-        </w:tc>
-        <w:tc>
-          <w:tcPr>
-            <w:tcW w:type="dxa" w:w="4451"/>
-            <w:tcMar>
-              <w:top w:w="60" w:type="dxa"/>
-              <w:bottom w:w="60" w:type="dxa"/>
-              <w:left w:w="100" w:type="dxa"/>
-              <w:right w:w="100" w:type="dxa"/>
-            </w:tcMar>
-            <w:shd w:val="clear" w:color="auto" w:fill="EBF5FB"/>
-          </w:tcPr>
-          <w:p>
-            <w:pPr>
-              <w:spacing w:before="40" w:after="40"/>
-            </w:pPr>
-            <w:r>
-              <w:rPr>
-                <w:rFonts w:ascii="Calibri" w:hAnsi="Calibri"/>
-                <w:b w:val="0"/>
-                <w:i w:val="0"/>
-                <w:sz w:val="20"/>
-              </w:rPr>
-              <w:t>Ampliação acordada com o cliente em ambos os casos; ambos os CRs aprovados formalmente</w:t>
-            </w:r>
-          </w:p>
-        </w:tc>
-      </w:tr>
-    </w:tbl>
-    <w:p>
-      <w:pPr>
-        <w:spacing w:before="0" w:after="160"/>
-      </w:pPr>
-    </w:p>
-    <w:p>
-      <w:pPr>
-        <w:spacing w:before="0" w:after="120"/>
-      </w:pPr>
-      <w:r>
-        <w:rPr>
-          <w:rFonts w:ascii="Calibri" w:hAnsi="Calibri"/>
-          <w:b w:val="0"/>
-          <w:i w:val="0"/>
-          <w:sz w:val="22"/>
-        </w:rPr>
-        <w:t>Reflexo no projeto: as mudanças estão refletidas no cronograma e no acompanhamento por fase (GEST-AASPAP01, aba Acompanhamento) e na matriz de rastreabilidade (RASTR-AASPAP01-001).</w:t>
-      </w:r>
     </w:p>
     <w:p>
       <w:pPr>
@@ -2573,7 +1450,7 @@
                 <w:i w:val="0"/>
                 <w:sz w:val="20"/>
               </w:rPr>
-              <w:t>Change requests CR-AASPAP01-001 e CR-AASPAP01-002 consolidados a partir da Planilha de Gestão GEST-AASPAP01 (aba Change Requests).</w:t>
+              <w:t>Registro do CR-AASPAP01-001 (homologação EPROC/ESAJ e devolutiva), a partir da Planilha de Gestão GEST-AASPAP01 (aba Change Requests).</w:t>
             </w:r>
           </w:p>
         </w:tc>

--- a/mps-nivel-c/oficial/04_registros/AASP_Andamento-Processuais/CR-AASPAP01-001_Change-Request.docx
+++ b/mps-nivel-c/oficial/04_registros/AASP_Andamento-Processuais/CR-AASPAP01-001_Change-Request.docx
@@ -1209,6 +1209,19 @@
       </w:pPr>
     </w:p>
     <w:p>
+      <w:r>
+        <w:rPr>
+          <w:b/>
+        </w:rPr>
+        <w:t>6. Reflexo no projeto</w:t>
+      </w:r>
+    </w:p>
+    <w:p>
+      <w:r>
+        <w:t>A mudança está refletida na Planilha de Gestão GEST-AASPAP01 (aba Change Requests), na Matriz de Rastreabilidade (fluxo EPROC/ESAJ) e na baseline de configuração (GCO-AASPAP01-001). O esforço adicional foi absorvido na Fase 2, sem alteração do prazo final do projeto (ver RAC-AASPAP01-001).</w:t>
+      </w:r>
+    </w:p>
+    <w:p>
       <w:pPr>
         <w:pStyle w:val="Heading1"/>
         <w:keepNext/>

--- a/mps-nivel-c/oficial/04_registros/AASP_Andamento-Processuais/CR-AASPAP01-001_Change-Request.docx
+++ b/mps-nivel-c/oficial/04_registros/AASP_Andamento-Processuais/CR-AASPAP01-001_Change-Request.docx
@@ -384,17 +384,8 @@
             </w:tcMar>
           </w:tcPr>
           <w:p>
-            <w:pPr>
-              <w:spacing w:before="40" w:after="40"/>
-            </w:pPr>
             <w:r>
-              <w:rPr>
-                <w:rFonts w:ascii="Calibri" w:hAnsi="Calibri"/>
-                <w:b w:val="0"/>
-                <w:i w:val="0"/>
-                <w:sz w:val="20"/>
-              </w:rPr>
-              <w:t>11/06/2026</w:t>
+              <w:t>20/05/2026</w:t>
             </w:r>
           </w:p>
         </w:tc>
@@ -1403,17 +1394,8 @@
             </w:tcMar>
           </w:tcPr>
           <w:p>
-            <w:pPr>
-              <w:spacing w:before="40" w:after="40"/>
-            </w:pPr>
             <w:r>
-              <w:rPr>
-                <w:rFonts w:ascii="Calibri" w:hAnsi="Calibri"/>
-                <w:b w:val="0"/>
-                <w:i w:val="0"/>
-                <w:sz w:val="20"/>
-              </w:rPr>
-              <w:t>11/06/2026</w:t>
+              <w:t>20/05/2026</w:t>
             </w:r>
           </w:p>
         </w:tc>
@@ -1428,17 +1410,8 @@
             </w:tcMar>
           </w:tcPr>
           <w:p>
-            <w:pPr>
-              <w:spacing w:before="40" w:after="40"/>
-            </w:pPr>
             <w:r>
-              <w:rPr>
-                <w:rFonts w:ascii="Calibri" w:hAnsi="Calibri"/>
-                <w:b w:val="0"/>
-                <w:i w:val="0"/>
-                <w:sz w:val="20"/>
-              </w:rPr>
-              <w:t>Time de Melhoria Contínua</w:t>
+              <w:t>Gerente de Projeto</w:t>
             </w:r>
           </w:p>
         </w:tc>

--- a/mps-nivel-c/oficial/04_registros/AASP_Andamento-Processuais/CR-AASPAP01-001_Change-Request.docx
+++ b/mps-nivel-c/oficial/04_registros/AASP_Andamento-Processuais/CR-AASPAP01-001_Change-Request.docx
@@ -34,7 +34,7 @@
           <w:color w:val="555555"/>
           <w:sz w:val="20"/>
         </w:rPr>
-        <w:t>CR-AASPAP01-001   ·   Versão Data   ·   11/06/2026   ·   Timeware Brasil</w:t>
+        <w:t>CR-AASPAP01-001   ·   Versão 1.0   ·   20/05/2026   ·   Timeware Brasil</w:t>
       </w:r>
     </w:p>
     <w:p>
